--- a/00. Piloto da KALK/Perguntas da entrevista - Piloto .docx
+++ b/00. Piloto da KALK/Perguntas da entrevista - Piloto .docx
@@ -9,12 +9,37 @@
           <w:rFonts w:ascii="Aptos SemiBold" w:hAnsi="Aptos SemiBold" w:cs="ADLaM Display"/>
         </w:rPr>
       </w:pPr>
-      <w:r>
-        <w:rPr>
-          <w:rFonts w:ascii="Aptos SemiBold" w:hAnsi="Aptos SemiBold" w:cs="ADLaM Display"/>
-        </w:rPr>
-        <w:t>Piloto da Kalk</w:t>
-      </w:r>
+    </w:p>
+    <w:p>
+      <w:pPr>
+        <w:jc w:val="center"/>
+        <w:rPr>
+          <w:rFonts w:ascii="Aptos SemiBold" w:hAnsi="Aptos SemiBold" w:cs="ADLaM Display"/>
+        </w:rPr>
+      </w:pPr>
+    </w:p>
+    <w:p>
+      <w:pPr>
+        <w:ind w:firstLine="708"/>
+        <w:jc w:val="center"/>
+        <w:rPr>
+          <w:rFonts w:ascii="Aptos SemiBold" w:hAnsi="Aptos SemiBold" w:cs="ADLaM Display"/>
+        </w:rPr>
+      </w:pPr>
+      <w:r>
+        <w:rPr>
+          <w:rFonts w:ascii="Aptos SemiBold" w:hAnsi="Aptos SemiBold" w:cs="ADLaM Display"/>
+        </w:rPr>
+        <w:t xml:space="preserve">Piloto da </w:t>
+      </w:r>
+      <w:proofErr w:type="spellStart"/>
+      <w:r>
+        <w:rPr>
+          <w:rFonts w:ascii="Aptos SemiBold" w:hAnsi="Aptos SemiBold" w:cs="ADLaM Display"/>
+        </w:rPr>
+        <w:t>Kalk</w:t>
+      </w:r>
+      <w:proofErr w:type="spellEnd"/>
     </w:p>
     <w:p>
       <w:pPr>
@@ -31,7 +56,7 @@
     </w:p>
     <w:p>
       <w:pPr>
-        <w:pStyle w:val="ListParagraph"/>
+        <w:pStyle w:val="PargrafodaLista"/>
         <w:numPr>
           <w:ilvl w:val="0"/>
           <w:numId w:val="2"/>
@@ -49,7 +74,7 @@
     </w:p>
     <w:p>
       <w:pPr>
-        <w:pStyle w:val="ListParagraph"/>
+        <w:pStyle w:val="PargrafodaLista"/>
         <w:numPr>
           <w:ilvl w:val="0"/>
           <w:numId w:val="2"/>
@@ -67,7 +92,7 @@
     </w:p>
     <w:p>
       <w:pPr>
-        <w:pStyle w:val="ListParagraph"/>
+        <w:pStyle w:val="PargrafodaLista"/>
         <w:numPr>
           <w:ilvl w:val="0"/>
           <w:numId w:val="2"/>
@@ -85,7 +110,7 @@
     </w:p>
     <w:p>
       <w:pPr>
-        <w:pStyle w:val="ListParagraph"/>
+        <w:pStyle w:val="PargrafodaLista"/>
         <w:numPr>
           <w:ilvl w:val="0"/>
           <w:numId w:val="2"/>
@@ -103,7 +128,7 @@
     </w:p>
     <w:p>
       <w:pPr>
-        <w:pStyle w:val="ListParagraph"/>
+        <w:pStyle w:val="PargrafodaLista"/>
         <w:numPr>
           <w:ilvl w:val="0"/>
           <w:numId w:val="2"/>
@@ -121,7 +146,7 @@
     </w:p>
     <w:p>
       <w:pPr>
-        <w:pStyle w:val="ListParagraph"/>
+        <w:pStyle w:val="PargrafodaLista"/>
         <w:numPr>
           <w:ilvl w:val="0"/>
           <w:numId w:val="2"/>
@@ -139,7 +164,7 @@
     </w:p>
     <w:p>
       <w:pPr>
-        <w:pStyle w:val="ListParagraph"/>
+        <w:pStyle w:val="PargrafodaLista"/>
         <w:rPr>
           <w:rFonts w:ascii="Aptos SemiBold" w:hAnsi="Aptos SemiBold" w:cs="ADLaM Display"/>
         </w:rPr>
@@ -490,6 +515,7 @@
         <w:rPr>
           <w:rFonts w:ascii="Aptos SemiBold" w:hAnsi="Aptos SemiBold" w:cs="ADLaM Display"/>
         </w:rPr>
+        <w:lastRenderedPageBreak/>
         <w:t>E o que costuma ser adiado ou feito com menos profundidade?</w:t>
       </w:r>
     </w:p>
@@ -1141,11 +1167,11 @@
     <w:name w:val="Normal"/>
     <w:qFormat/>
   </w:style>
-  <w:style w:type="paragraph" w:styleId="Heading1">
+  <w:style w:type="paragraph" w:styleId="Ttulo1">
     <w:name w:val="heading 1"/>
     <w:basedOn w:val="Normal"/>
     <w:next w:val="Normal"/>
-    <w:link w:val="Heading1Char"/>
+    <w:link w:val="Ttulo1Char"/>
     <w:uiPriority w:val="9"/>
     <w:qFormat/>
     <w:rsid w:val="00B440C6"/>
@@ -1162,11 +1188,11 @@
       <w:szCs w:val="40"/>
     </w:rPr>
   </w:style>
-  <w:style w:type="paragraph" w:styleId="Heading2">
+  <w:style w:type="paragraph" w:styleId="Ttulo2">
     <w:name w:val="heading 2"/>
     <w:basedOn w:val="Normal"/>
     <w:next w:val="Normal"/>
-    <w:link w:val="Heading2Char"/>
+    <w:link w:val="Ttulo2Char"/>
     <w:uiPriority w:val="9"/>
     <w:semiHidden/>
     <w:unhideWhenUsed/>
@@ -1185,11 +1211,11 @@
       <w:szCs w:val="32"/>
     </w:rPr>
   </w:style>
-  <w:style w:type="paragraph" w:styleId="Heading3">
+  <w:style w:type="paragraph" w:styleId="Ttulo3">
     <w:name w:val="heading 3"/>
     <w:basedOn w:val="Normal"/>
     <w:next w:val="Normal"/>
-    <w:link w:val="Heading3Char"/>
+    <w:link w:val="Ttulo3Char"/>
     <w:uiPriority w:val="9"/>
     <w:semiHidden/>
     <w:unhideWhenUsed/>
@@ -1208,11 +1234,11 @@
       <w:szCs w:val="28"/>
     </w:rPr>
   </w:style>
-  <w:style w:type="paragraph" w:styleId="Heading4">
+  <w:style w:type="paragraph" w:styleId="Ttulo4">
     <w:name w:val="heading 4"/>
     <w:basedOn w:val="Normal"/>
     <w:next w:val="Normal"/>
-    <w:link w:val="Heading4Char"/>
+    <w:link w:val="Ttulo4Char"/>
     <w:uiPriority w:val="9"/>
     <w:semiHidden/>
     <w:unhideWhenUsed/>
@@ -1231,11 +1257,11 @@
       <w:color w:val="0F4761" w:themeColor="accent1" w:themeShade="BF"/>
     </w:rPr>
   </w:style>
-  <w:style w:type="paragraph" w:styleId="Heading5">
+  <w:style w:type="paragraph" w:styleId="Ttulo5">
     <w:name w:val="heading 5"/>
     <w:basedOn w:val="Normal"/>
     <w:next w:val="Normal"/>
-    <w:link w:val="Heading5Char"/>
+    <w:link w:val="Ttulo5Char"/>
     <w:uiPriority w:val="9"/>
     <w:semiHidden/>
     <w:unhideWhenUsed/>
@@ -1252,11 +1278,11 @@
       <w:color w:val="0F4761" w:themeColor="accent1" w:themeShade="BF"/>
     </w:rPr>
   </w:style>
-  <w:style w:type="paragraph" w:styleId="Heading6">
+  <w:style w:type="paragraph" w:styleId="Ttulo6">
     <w:name w:val="heading 6"/>
     <w:basedOn w:val="Normal"/>
     <w:next w:val="Normal"/>
-    <w:link w:val="Heading6Char"/>
+    <w:link w:val="Ttulo6Char"/>
     <w:uiPriority w:val="9"/>
     <w:semiHidden/>
     <w:unhideWhenUsed/>
@@ -1275,11 +1301,11 @@
       <w:color w:val="595959" w:themeColor="text1" w:themeTint="A6"/>
     </w:rPr>
   </w:style>
-  <w:style w:type="paragraph" w:styleId="Heading7">
+  <w:style w:type="paragraph" w:styleId="Ttulo7">
     <w:name w:val="heading 7"/>
     <w:basedOn w:val="Normal"/>
     <w:next w:val="Normal"/>
-    <w:link w:val="Heading7Char"/>
+    <w:link w:val="Ttulo7Char"/>
     <w:uiPriority w:val="9"/>
     <w:semiHidden/>
     <w:unhideWhenUsed/>
@@ -1296,11 +1322,11 @@
       <w:color w:val="595959" w:themeColor="text1" w:themeTint="A6"/>
     </w:rPr>
   </w:style>
-  <w:style w:type="paragraph" w:styleId="Heading8">
+  <w:style w:type="paragraph" w:styleId="Ttulo8">
     <w:name w:val="heading 8"/>
     <w:basedOn w:val="Normal"/>
     <w:next w:val="Normal"/>
-    <w:link w:val="Heading8Char"/>
+    <w:link w:val="Ttulo8Char"/>
     <w:uiPriority w:val="9"/>
     <w:semiHidden/>
     <w:unhideWhenUsed/>
@@ -1319,11 +1345,11 @@
       <w:color w:val="272727" w:themeColor="text1" w:themeTint="D8"/>
     </w:rPr>
   </w:style>
-  <w:style w:type="paragraph" w:styleId="Heading9">
+  <w:style w:type="paragraph" w:styleId="Ttulo9">
     <w:name w:val="heading 9"/>
     <w:basedOn w:val="Normal"/>
     <w:next w:val="Normal"/>
-    <w:link w:val="Heading9Char"/>
+    <w:link w:val="Ttulo9Char"/>
     <w:uiPriority w:val="9"/>
     <w:semiHidden/>
     <w:unhideWhenUsed/>
@@ -1340,13 +1366,13 @@
       <w:color w:val="272727" w:themeColor="text1" w:themeTint="D8"/>
     </w:rPr>
   </w:style>
-  <w:style w:type="character" w:default="1" w:styleId="DefaultParagraphFont">
+  <w:style w:type="character" w:default="1" w:styleId="Fontepargpadro">
     <w:name w:val="Default Paragraph Font"/>
     <w:uiPriority w:val="1"/>
     <w:semiHidden/>
     <w:unhideWhenUsed/>
   </w:style>
-  <w:style w:type="table" w:default="1" w:styleId="TableNormal">
+  <w:style w:type="table" w:default="1" w:styleId="Tabelanormal">
     <w:name w:val="Normal Table"/>
     <w:uiPriority w:val="99"/>
     <w:semiHidden/>
@@ -1361,16 +1387,16 @@
       </w:tblCellMar>
     </w:tblPr>
   </w:style>
-  <w:style w:type="numbering" w:default="1" w:styleId="NoList">
+  <w:style w:type="numbering" w:default="1" w:styleId="Semlista">
     <w:name w:val="No List"/>
     <w:uiPriority w:val="99"/>
     <w:semiHidden/>
     <w:unhideWhenUsed/>
   </w:style>
-  <w:style w:type="character" w:customStyle="1" w:styleId="Heading1Char">
-    <w:name w:val="Heading 1 Char"/>
-    <w:basedOn w:val="DefaultParagraphFont"/>
-    <w:link w:val="Heading1"/>
+  <w:style w:type="character" w:customStyle="1" w:styleId="Ttulo1Char">
+    <w:name w:val="Título 1 Char"/>
+    <w:basedOn w:val="Fontepargpadro"/>
+    <w:link w:val="Ttulo1"/>
     <w:uiPriority w:val="9"/>
     <w:rsid w:val="00B440C6"/>
     <w:rPr>
@@ -1380,10 +1406,10 @@
       <w:szCs w:val="40"/>
     </w:rPr>
   </w:style>
-  <w:style w:type="character" w:customStyle="1" w:styleId="Heading2Char">
-    <w:name w:val="Heading 2 Char"/>
-    <w:basedOn w:val="DefaultParagraphFont"/>
-    <w:link w:val="Heading2"/>
+  <w:style w:type="character" w:customStyle="1" w:styleId="Ttulo2Char">
+    <w:name w:val="Título 2 Char"/>
+    <w:basedOn w:val="Fontepargpadro"/>
+    <w:link w:val="Ttulo2"/>
     <w:uiPriority w:val="9"/>
     <w:semiHidden/>
     <w:rsid w:val="00B440C6"/>
@@ -1394,10 +1420,10 @@
       <w:szCs w:val="32"/>
     </w:rPr>
   </w:style>
-  <w:style w:type="character" w:customStyle="1" w:styleId="Heading3Char">
-    <w:name w:val="Heading 3 Char"/>
-    <w:basedOn w:val="DefaultParagraphFont"/>
-    <w:link w:val="Heading3"/>
+  <w:style w:type="character" w:customStyle="1" w:styleId="Ttulo3Char">
+    <w:name w:val="Título 3 Char"/>
+    <w:basedOn w:val="Fontepargpadro"/>
+    <w:link w:val="Ttulo3"/>
     <w:uiPriority w:val="9"/>
     <w:semiHidden/>
     <w:rsid w:val="00B440C6"/>
@@ -1408,10 +1434,10 @@
       <w:szCs w:val="28"/>
     </w:rPr>
   </w:style>
-  <w:style w:type="character" w:customStyle="1" w:styleId="Heading4Char">
-    <w:name w:val="Heading 4 Char"/>
-    <w:basedOn w:val="DefaultParagraphFont"/>
-    <w:link w:val="Heading4"/>
+  <w:style w:type="character" w:customStyle="1" w:styleId="Ttulo4Char">
+    <w:name w:val="Título 4 Char"/>
+    <w:basedOn w:val="Fontepargpadro"/>
+    <w:link w:val="Ttulo4"/>
     <w:uiPriority w:val="9"/>
     <w:semiHidden/>
     <w:rsid w:val="00B440C6"/>
@@ -1422,10 +1448,10 @@
       <w:color w:val="0F4761" w:themeColor="accent1" w:themeShade="BF"/>
     </w:rPr>
   </w:style>
-  <w:style w:type="character" w:customStyle="1" w:styleId="Heading5Char">
-    <w:name w:val="Heading 5 Char"/>
-    <w:basedOn w:val="DefaultParagraphFont"/>
-    <w:link w:val="Heading5"/>
+  <w:style w:type="character" w:customStyle="1" w:styleId="Ttulo5Char">
+    <w:name w:val="Título 5 Char"/>
+    <w:basedOn w:val="Fontepargpadro"/>
+    <w:link w:val="Ttulo5"/>
     <w:uiPriority w:val="9"/>
     <w:semiHidden/>
     <w:rsid w:val="00B440C6"/>
@@ -1434,10 +1460,10 @@
       <w:color w:val="0F4761" w:themeColor="accent1" w:themeShade="BF"/>
     </w:rPr>
   </w:style>
-  <w:style w:type="character" w:customStyle="1" w:styleId="Heading6Char">
-    <w:name w:val="Heading 6 Char"/>
-    <w:basedOn w:val="DefaultParagraphFont"/>
-    <w:link w:val="Heading6"/>
+  <w:style w:type="character" w:customStyle="1" w:styleId="Ttulo6Char">
+    <w:name w:val="Título 6 Char"/>
+    <w:basedOn w:val="Fontepargpadro"/>
+    <w:link w:val="Ttulo6"/>
     <w:uiPriority w:val="9"/>
     <w:semiHidden/>
     <w:rsid w:val="00B440C6"/>
@@ -1448,10 +1474,10 @@
       <w:color w:val="595959" w:themeColor="text1" w:themeTint="A6"/>
     </w:rPr>
   </w:style>
-  <w:style w:type="character" w:customStyle="1" w:styleId="Heading7Char">
-    <w:name w:val="Heading 7 Char"/>
-    <w:basedOn w:val="DefaultParagraphFont"/>
-    <w:link w:val="Heading7"/>
+  <w:style w:type="character" w:customStyle="1" w:styleId="Ttulo7Char">
+    <w:name w:val="Título 7 Char"/>
+    <w:basedOn w:val="Fontepargpadro"/>
+    <w:link w:val="Ttulo7"/>
     <w:uiPriority w:val="9"/>
     <w:semiHidden/>
     <w:rsid w:val="00B440C6"/>
@@ -1460,10 +1486,10 @@
       <w:color w:val="595959" w:themeColor="text1" w:themeTint="A6"/>
     </w:rPr>
   </w:style>
-  <w:style w:type="character" w:customStyle="1" w:styleId="Heading8Char">
-    <w:name w:val="Heading 8 Char"/>
-    <w:basedOn w:val="DefaultParagraphFont"/>
-    <w:link w:val="Heading8"/>
+  <w:style w:type="character" w:customStyle="1" w:styleId="Ttulo8Char">
+    <w:name w:val="Título 8 Char"/>
+    <w:basedOn w:val="Fontepargpadro"/>
+    <w:link w:val="Ttulo8"/>
     <w:uiPriority w:val="9"/>
     <w:semiHidden/>
     <w:rsid w:val="00B440C6"/>
@@ -1474,10 +1500,10 @@
       <w:color w:val="272727" w:themeColor="text1" w:themeTint="D8"/>
     </w:rPr>
   </w:style>
-  <w:style w:type="character" w:customStyle="1" w:styleId="Heading9Char">
-    <w:name w:val="Heading 9 Char"/>
-    <w:basedOn w:val="DefaultParagraphFont"/>
-    <w:link w:val="Heading9"/>
+  <w:style w:type="character" w:customStyle="1" w:styleId="Ttulo9Char">
+    <w:name w:val="Título 9 Char"/>
+    <w:basedOn w:val="Fontepargpadro"/>
+    <w:link w:val="Ttulo9"/>
     <w:uiPriority w:val="9"/>
     <w:semiHidden/>
     <w:rsid w:val="00B440C6"/>
@@ -1486,11 +1512,11 @@
       <w:color w:val="272727" w:themeColor="text1" w:themeTint="D8"/>
     </w:rPr>
   </w:style>
-  <w:style w:type="paragraph" w:styleId="Title">
+  <w:style w:type="paragraph" w:styleId="Ttulo">
     <w:name w:val="Title"/>
     <w:basedOn w:val="Normal"/>
     <w:next w:val="Normal"/>
-    <w:link w:val="TitleChar"/>
+    <w:link w:val="TtuloChar"/>
     <w:uiPriority w:val="10"/>
     <w:qFormat/>
     <w:rsid w:val="00B440C6"/>
@@ -1506,10 +1532,10 @@
       <w:szCs w:val="56"/>
     </w:rPr>
   </w:style>
-  <w:style w:type="character" w:customStyle="1" w:styleId="TitleChar">
-    <w:name w:val="Title Char"/>
-    <w:basedOn w:val="DefaultParagraphFont"/>
-    <w:link w:val="Title"/>
+  <w:style w:type="character" w:customStyle="1" w:styleId="TtuloChar">
+    <w:name w:val="Título Char"/>
+    <w:basedOn w:val="Fontepargpadro"/>
+    <w:link w:val="Ttulo"/>
     <w:uiPriority w:val="10"/>
     <w:rsid w:val="00B440C6"/>
     <w:rPr>
@@ -1520,11 +1546,11 @@
       <w:szCs w:val="56"/>
     </w:rPr>
   </w:style>
-  <w:style w:type="paragraph" w:styleId="Subtitle">
+  <w:style w:type="paragraph" w:styleId="Subttulo">
     <w:name w:val="Subtitle"/>
     <w:basedOn w:val="Normal"/>
     <w:next w:val="Normal"/>
-    <w:link w:val="SubtitleChar"/>
+    <w:link w:val="SubttuloChar"/>
     <w:uiPriority w:val="11"/>
     <w:qFormat/>
     <w:rsid w:val="00B440C6"/>
@@ -1541,10 +1567,10 @@
       <w:szCs w:val="28"/>
     </w:rPr>
   </w:style>
-  <w:style w:type="character" w:customStyle="1" w:styleId="SubtitleChar">
-    <w:name w:val="Subtitle Char"/>
-    <w:basedOn w:val="DefaultParagraphFont"/>
-    <w:link w:val="Subtitle"/>
+  <w:style w:type="character" w:customStyle="1" w:styleId="SubttuloChar">
+    <w:name w:val="Subtítulo Char"/>
+    <w:basedOn w:val="Fontepargpadro"/>
+    <w:link w:val="Subttulo"/>
     <w:uiPriority w:val="11"/>
     <w:rsid w:val="00B440C6"/>
     <w:rPr>
@@ -1555,11 +1581,11 @@
       <w:szCs w:val="28"/>
     </w:rPr>
   </w:style>
-  <w:style w:type="paragraph" w:styleId="Quote">
+  <w:style w:type="paragraph" w:styleId="Citao">
     <w:name w:val="Quote"/>
     <w:basedOn w:val="Normal"/>
     <w:next w:val="Normal"/>
-    <w:link w:val="QuoteChar"/>
+    <w:link w:val="CitaoChar"/>
     <w:uiPriority w:val="29"/>
     <w:qFormat/>
     <w:rsid w:val="00B440C6"/>
@@ -1573,10 +1599,10 @@
       <w:color w:val="404040" w:themeColor="text1" w:themeTint="BF"/>
     </w:rPr>
   </w:style>
-  <w:style w:type="character" w:customStyle="1" w:styleId="QuoteChar">
-    <w:name w:val="Quote Char"/>
-    <w:basedOn w:val="DefaultParagraphFont"/>
-    <w:link w:val="Quote"/>
+  <w:style w:type="character" w:customStyle="1" w:styleId="CitaoChar">
+    <w:name w:val="Citação Char"/>
+    <w:basedOn w:val="Fontepargpadro"/>
+    <w:link w:val="Citao"/>
     <w:uiPriority w:val="29"/>
     <w:rsid w:val="00B440C6"/>
     <w:rPr>
@@ -1585,7 +1611,7 @@
       <w:color w:val="404040" w:themeColor="text1" w:themeTint="BF"/>
     </w:rPr>
   </w:style>
-  <w:style w:type="paragraph" w:styleId="ListParagraph">
+  <w:style w:type="paragraph" w:styleId="PargrafodaLista">
     <w:name w:val="List Paragraph"/>
     <w:basedOn w:val="Normal"/>
     <w:uiPriority w:val="34"/>
@@ -1596,9 +1622,9 @@
       <w:contextualSpacing/>
     </w:pPr>
   </w:style>
-  <w:style w:type="character" w:styleId="IntenseEmphasis">
+  <w:style w:type="character" w:styleId="nfaseIntensa">
     <w:name w:val="Intense Emphasis"/>
-    <w:basedOn w:val="DefaultParagraphFont"/>
+    <w:basedOn w:val="Fontepargpadro"/>
     <w:uiPriority w:val="21"/>
     <w:qFormat/>
     <w:rsid w:val="00B440C6"/>
@@ -1608,11 +1634,11 @@
       <w:color w:val="0F4761" w:themeColor="accent1" w:themeShade="BF"/>
     </w:rPr>
   </w:style>
-  <w:style w:type="paragraph" w:styleId="IntenseQuote">
+  <w:style w:type="paragraph" w:styleId="CitaoIntensa">
     <w:name w:val="Intense Quote"/>
     <w:basedOn w:val="Normal"/>
     <w:next w:val="Normal"/>
-    <w:link w:val="IntenseQuoteChar"/>
+    <w:link w:val="CitaoIntensaChar"/>
     <w:uiPriority w:val="30"/>
     <w:qFormat/>
     <w:rsid w:val="00B440C6"/>
@@ -1631,10 +1657,10 @@
       <w:color w:val="0F4761" w:themeColor="accent1" w:themeShade="BF"/>
     </w:rPr>
   </w:style>
-  <w:style w:type="character" w:customStyle="1" w:styleId="IntenseQuoteChar">
-    <w:name w:val="Intense Quote Char"/>
-    <w:basedOn w:val="DefaultParagraphFont"/>
-    <w:link w:val="IntenseQuote"/>
+  <w:style w:type="character" w:customStyle="1" w:styleId="CitaoIntensaChar">
+    <w:name w:val="Citação Intensa Char"/>
+    <w:basedOn w:val="Fontepargpadro"/>
+    <w:link w:val="CitaoIntensa"/>
     <w:uiPriority w:val="30"/>
     <w:rsid w:val="00B440C6"/>
     <w:rPr>
@@ -1643,9 +1669,9 @@
       <w:color w:val="0F4761" w:themeColor="accent1" w:themeShade="BF"/>
     </w:rPr>
   </w:style>
-  <w:style w:type="character" w:styleId="IntenseReference">
+  <w:style w:type="character" w:styleId="RefernciaIntensa">
     <w:name w:val="Intense Reference"/>
-    <w:basedOn w:val="DefaultParagraphFont"/>
+    <w:basedOn w:val="Fontepargpadro"/>
     <w:uiPriority w:val="32"/>
     <w:qFormat/>
     <w:rsid w:val="00B440C6"/>
@@ -1976,8 +2002,28 @@
 </file>
 
 <file path=customXml/item1.xml><?xml version="1.0" encoding="utf-8"?>
-<ct:contentTypeSchema xmlns:ct="http://schemas.microsoft.com/office/2006/metadata/contentType" xmlns:ma="http://schemas.microsoft.com/office/2006/metadata/properties/metaAttributes" ct:_="" ma:_="" ma:contentTypeName="Documento" ma:contentTypeID="0x0101002D05F9E5B40ED144A205A029D99A4039" ma:contentTypeVersion="19" ma:contentTypeDescription="Criar um novo documento." ma:contentTypeScope="" ma:versionID="971f028fa575002c93995ac15e54fcff">
-  <xsd:schema xmlns:xsd="http://www.w3.org/2001/XMLSchema" xmlns:xs="http://www.w3.org/2001/XMLSchema" xmlns:p="http://schemas.microsoft.com/office/2006/metadata/properties" xmlns:ns2="ddee34cc-00f6-4275-aa67-a8ae1ff94836" xmlns:ns3="11650913-886e-4af1-8fb4-e96f880a527d" targetNamespace="http://schemas.microsoft.com/office/2006/metadata/properties" ma:root="true" ma:fieldsID="7fd2645d2905ffe898fd8a0aba610105" ns2:_="" ns3:_="">
+<?mso-contentType ?>
+<FormTemplates xmlns="http://schemas.microsoft.com/sharepoint/v3/contenttype/forms">
+  <Display>DocumentLibraryForm</Display>
+  <Edit>DocumentLibraryForm</Edit>
+  <New>DocumentLibraryForm</New>
+</FormTemplates>
+</file>
+
+<file path=customXml/item2.xml><?xml version="1.0" encoding="utf-8"?>
+<p:properties xmlns:p="http://schemas.microsoft.com/office/2006/metadata/properties" xmlns:xsi="http://www.w3.org/2001/XMLSchema-instance" xmlns:pc="http://schemas.microsoft.com/office/infopath/2007/PartnerControls">
+  <documentManagement>
+    <lcf76f155ced4ddcb4097134ff3c332f xmlns="ddee34cc-00f6-4275-aa67-a8ae1ff94836">
+      <Terms xmlns="http://schemas.microsoft.com/office/infopath/2007/PartnerControls"/>
+    </lcf76f155ced4ddcb4097134ff3c332f>
+    <TaxCatchAll xmlns="11650913-886e-4af1-8fb4-e96f880a527d" xsi:nil="true"/>
+  </documentManagement>
+</p:properties>
+</file>
+
+<file path=customXml/item3.xml><?xml version="1.0" encoding="utf-8"?>
+<ct:contentTypeSchema xmlns:ct="http://schemas.microsoft.com/office/2006/metadata/contentType" xmlns:ma="http://schemas.microsoft.com/office/2006/metadata/properties/metaAttributes" ct:_="" ma:_="" ma:contentTypeName="Documento" ma:contentTypeID="0x0101002D05F9E5B40ED144A205A029D99A4039" ma:contentTypeVersion="19" ma:contentTypeDescription="Criar um novo documento." ma:contentTypeScope="" ma:versionID="a3e102bf62a25be44fc89b6194253c8b">
+  <xsd:schema xmlns:xsd="http://www.w3.org/2001/XMLSchema" xmlns:xs="http://www.w3.org/2001/XMLSchema" xmlns:p="http://schemas.microsoft.com/office/2006/metadata/properties" xmlns:ns2="ddee34cc-00f6-4275-aa67-a8ae1ff94836" xmlns:ns3="11650913-886e-4af1-8fb4-e96f880a527d" targetNamespace="http://schemas.microsoft.com/office/2006/metadata/properties" ma:root="true" ma:fieldsID="2fb2d230953d692650d2a032a3800c8d" ns2:_="" ns3:_="">
     <xsd:import namespace="ddee34cc-00f6-4275-aa67-a8ae1ff94836"/>
     <xsd:import namespace="11650913-886e-4af1-8fb4-e96f880a527d"/>
     <xsd:element name="properties">
@@ -2236,41 +2282,10 @@
 </ct:contentTypeSchema>
 </file>
 
-<file path=customXml/item2.xml><?xml version="1.0" encoding="utf-8"?>
-<p:properties xmlns:p="http://schemas.microsoft.com/office/2006/metadata/properties" xmlns:xsi="http://www.w3.org/2001/XMLSchema-instance" xmlns:pc="http://schemas.microsoft.com/office/infopath/2007/PartnerControls">
-  <documentManagement>
-    <lcf76f155ced4ddcb4097134ff3c332f xmlns="ddee34cc-00f6-4275-aa67-a8ae1ff94836">
-      <Terms xmlns="http://schemas.microsoft.com/office/infopath/2007/PartnerControls"/>
-    </lcf76f155ced4ddcb4097134ff3c332f>
-    <TaxCatchAll xmlns="11650913-886e-4af1-8fb4-e96f880a527d" xsi:nil="true"/>
-  </documentManagement>
-</p:properties>
-</file>
-
-<file path=customXml/item3.xml><?xml version="1.0" encoding="utf-8"?>
-<?mso-contentType ?>
-<FormTemplates xmlns="http://schemas.microsoft.com/sharepoint/v3/contenttype/forms">
-  <Display>DocumentLibraryForm</Display>
-  <Edit>DocumentLibraryForm</Edit>
-  <New>DocumentLibraryForm</New>
-</FormTemplates>
-</file>
-
 <file path=customXml/itemProps1.xml><?xml version="1.0" encoding="utf-8"?>
-<ds:datastoreItem xmlns:ds="http://schemas.openxmlformats.org/officeDocument/2006/customXml" ds:itemID="{8472EF8A-AA99-4387-8A9B-90578662ABB5}">
+<ds:datastoreItem xmlns:ds="http://schemas.openxmlformats.org/officeDocument/2006/customXml" ds:itemID="{45658D8B-37B6-4B94-9872-974004F3B22B}">
   <ds:schemaRefs>
-    <ds:schemaRef ds:uri="http://schemas.microsoft.com/office/2006/metadata/contentType"/>
-    <ds:schemaRef ds:uri="http://schemas.microsoft.com/office/2006/metadata/properties/metaAttributes"/>
-    <ds:schemaRef ds:uri="http://www.w3.org/2001/XMLSchema"/>
-    <ds:schemaRef ds:uri="http://schemas.microsoft.com/office/2006/metadata/properties"/>
-    <ds:schemaRef ds:uri="ddee34cc-00f6-4275-aa67-a8ae1ff94836"/>
-    <ds:schemaRef ds:uri="11650913-886e-4af1-8fb4-e96f880a527d"/>
-    <ds:schemaRef ds:uri="http://schemas.microsoft.com/office/2006/documentManagement/types"/>
-    <ds:schemaRef ds:uri="http://schemas.microsoft.com/office/infopath/2007/PartnerControls"/>
-    <ds:schemaRef ds:uri="http://schemas.openxmlformats.org/package/2006/metadata/core-properties"/>
-    <ds:schemaRef ds:uri="http://purl.org/dc/elements/1.1/"/>
-    <ds:schemaRef ds:uri="http://purl.org/dc/terms/"/>
-    <ds:schemaRef ds:uri="http://schemas.microsoft.com/internal/obd"/>
+    <ds:schemaRef ds:uri="http://schemas.microsoft.com/sharepoint/v3/contenttype/forms"/>
   </ds:schemaRefs>
 </ds:datastoreItem>
 </file>
@@ -2287,9 +2302,5 @@
 </file>
 
 <file path=customXml/itemProps3.xml><?xml version="1.0" encoding="utf-8"?>
-<ds:datastoreItem xmlns:ds="http://schemas.openxmlformats.org/officeDocument/2006/customXml" ds:itemID="{45658D8B-37B6-4B94-9872-974004F3B22B}">
-  <ds:schemaRefs>
-    <ds:schemaRef ds:uri="http://schemas.microsoft.com/sharepoint/v3/contenttype/forms"/>
-  </ds:schemaRefs>
-</ds:datastoreItem>
+<ds:datastoreItem xmlns:ds="http://schemas.openxmlformats.org/officeDocument/2006/customXml" ds:itemID="{F4D885C4-13BC-4029-BE26-482BEF34E438}"/>
 </file>